--- a/Q5_Q6_BoardSummary_SelfCritique/Q5_Q6_BoardSummary_SelfCritique.docx
+++ b/Q5_Q6_BoardSummary_SelfCritique/Q5_Q6_BoardSummary_SelfCritique.docx
@@ -375,21 +375,7 @@
         <w:rPr>
           <w:color w:val="2D2D2D"/>
         </w:rPr>
-        <w:t xml:space="preserve">The current dataset only provides averages for deposits and withdrawals. Access to 12 months of actual monthly transaction data would allow trend analysis — identifying whether a customer's savings </w:t>
-      </w:r>
-      <w:proofErr w:type="gramStart"/>
-      <w:r>
-        <w:rPr>
-          <w:color w:val="2D2D2D"/>
-        </w:rPr>
-        <w:t>are</w:t>
-      </w:r>
-      <w:proofErr w:type="gramEnd"/>
-      <w:r>
-        <w:rPr>
-          <w:color w:val="2D2D2D"/>
-        </w:rPr>
-        <w:t xml:space="preserve"> growing or declining over time, seasonal patterns in withdrawals, and early warning signs of financial stress before a loan defaults. This would significantly strengthen the Debt-to-Savings Ratio analysis and enable predictive risk scoring.</w:t>
+        <w:t>The current dataset only provides averages for deposits and withdrawals. Access to 12 months of actual monthly transaction data would allow trend analysis — identifying whether a customer's savings are growing or declining over time, seasonal patterns in withdrawals, and early warning signs of financial stress before a loan defaults. This would significantly strengthen the Debt-to-Savings Ratio analysis and enable predictive risk scoring.</w:t>
       </w:r>
     </w:p>
     <w:p>
@@ -480,12 +466,6 @@
         <w:gridCol w:w="2931"/>
       </w:tblGrid>
       <w:tr>
-        <w:tblPrEx>
-          <w:tblCellMar>
-            <w:top w:w="0" w:type="dxa"/>
-            <w:bottom w:w="0" w:type="dxa"/>
-          </w:tblCellMar>
-        </w:tblPrEx>
         <w:tc>
           <w:tcPr>
             <w:tcW w:w="3120" w:type="dxa"/>
@@ -611,12 +591,6 @@
         </w:tc>
       </w:tr>
       <w:tr>
-        <w:tblPrEx>
-          <w:tblCellMar>
-            <w:top w:w="0" w:type="dxa"/>
-            <w:bottom w:w="0" w:type="dxa"/>
-          </w:tblCellMar>
-        </w:tblPrEx>
         <w:tc>
           <w:tcPr>
             <w:tcW w:w="3120" w:type="dxa"/>
@@ -752,12 +726,6 @@
         </w:tc>
       </w:tr>
       <w:tr>
-        <w:tblPrEx>
-          <w:tblCellMar>
-            <w:top w:w="0" w:type="dxa"/>
-            <w:bottom w:w="0" w:type="dxa"/>
-          </w:tblCellMar>
-        </w:tblPrEx>
         <w:tc>
           <w:tcPr>
             <w:tcW w:w="3120" w:type="dxa"/>
@@ -877,12 +845,6 @@
         </w:tc>
       </w:tr>
       <w:tr>
-        <w:tblPrEx>
-          <w:tblCellMar>
-            <w:top w:w="0" w:type="dxa"/>
-            <w:bottom w:w="0" w:type="dxa"/>
-          </w:tblCellMar>
-        </w:tblPrEx>
         <w:tc>
           <w:tcPr>
             <w:tcW w:w="3120" w:type="dxa"/>
@@ -1002,12 +964,6 @@
         </w:tc>
       </w:tr>
       <w:tr>
-        <w:tblPrEx>
-          <w:tblCellMar>
-            <w:top w:w="0" w:type="dxa"/>
-            <w:bottom w:w="0" w:type="dxa"/>
-          </w:tblCellMar>
-        </w:tblPrEx>
         <w:tc>
           <w:tcPr>
             <w:tcW w:w="3120" w:type="dxa"/>
@@ -1127,12 +1083,6 @@
         </w:tc>
       </w:tr>
       <w:tr>
-        <w:tblPrEx>
-          <w:tblCellMar>
-            <w:top w:w="0" w:type="dxa"/>
-            <w:bottom w:w="0" w:type="dxa"/>
-          </w:tblCellMar>
-        </w:tblPrEx>
         <w:tc>
           <w:tcPr>
             <w:tcW w:w="3120" w:type="dxa"/>
